--- a/Microservices/skilltest.screenshots.docx
+++ b/Microservices/skilltest.screenshots.docx
@@ -301,6 +301,9 @@
     <w:p/>
     <w:p>
       <w:r>
+        <w:rPr>
+          <w:noProof/>
+        </w:rPr>
         <w:drawing>
           <wp:inline distT="0" distB="0" distL="0" distR="0" wp14:anchorId="4BC3545D" wp14:editId="4C6C7E16">
             <wp:extent cx="5731510" cy="2987040"/>
@@ -341,6 +344,9 @@
     <w:p/>
     <w:p>
       <w:r>
+        <w:rPr>
+          <w:noProof/>
+        </w:rPr>
         <w:lastRenderedPageBreak/>
         <w:drawing>
           <wp:inline distT="0" distB="0" distL="0" distR="0" wp14:anchorId="6DC2072A" wp14:editId="11A45D65">
@@ -382,6 +388,9 @@
     <w:p/>
     <w:p>
       <w:r>
+        <w:rPr>
+          <w:noProof/>
+        </w:rPr>
         <w:drawing>
           <wp:inline distT="0" distB="0" distL="0" distR="0" wp14:anchorId="37D4855C" wp14:editId="131CB16D">
             <wp:extent cx="5731510" cy="2015490"/>
@@ -421,6 +430,9 @@
     </w:p>
     <w:p>
       <w:r>
+        <w:rPr>
+          <w:noProof/>
+        </w:rPr>
         <w:drawing>
           <wp:inline distT="0" distB="0" distL="0" distR="0" wp14:anchorId="1A398A90" wp14:editId="17ABACBC">
             <wp:extent cx="5731510" cy="3216910"/>
@@ -460,6 +472,9 @@
     </w:p>
     <w:p>
       <w:r>
+        <w:rPr>
+          <w:noProof/>
+        </w:rPr>
         <w:lastRenderedPageBreak/>
         <w:drawing>
           <wp:inline distT="0" distB="0" distL="0" distR="0" wp14:anchorId="0E8FBECE" wp14:editId="5760BEE5">
@@ -500,6 +515,9 @@
     </w:p>
     <w:p>
       <w:r>
+        <w:rPr>
+          <w:noProof/>
+        </w:rPr>
         <w:drawing>
           <wp:inline distT="0" distB="0" distL="0" distR="0" wp14:anchorId="0CC080FA" wp14:editId="3DF234CD">
             <wp:extent cx="5731510" cy="2668905"/>
@@ -539,6 +557,9 @@
     </w:p>
     <w:p>
       <w:r>
+        <w:rPr>
+          <w:noProof/>
+        </w:rPr>
         <w:drawing>
           <wp:inline distT="0" distB="0" distL="0" distR="0" wp14:anchorId="5C8F3D56" wp14:editId="26A4497F">
             <wp:extent cx="5731510" cy="2446020"/>
@@ -578,6 +599,9 @@
     </w:p>
     <w:p>
       <w:r>
+        <w:rPr>
+          <w:noProof/>
+        </w:rPr>
         <w:lastRenderedPageBreak/>
         <w:drawing>
           <wp:inline distT="0" distB="0" distL="0" distR="0" wp14:anchorId="3B4072DF" wp14:editId="09332E9A">
@@ -647,6 +671,9 @@
     <w:p/>
     <w:p>
       <w:r>
+        <w:rPr>
+          <w:noProof/>
+        </w:rPr>
         <w:drawing>
           <wp:inline distT="0" distB="0" distL="0" distR="0" wp14:anchorId="1D729794" wp14:editId="7F986D1A">
             <wp:extent cx="5731510" cy="2954655"/>
@@ -687,6 +714,9 @@
     <w:p/>
     <w:p>
       <w:r>
+        <w:rPr>
+          <w:noProof/>
+        </w:rPr>
         <w:lastRenderedPageBreak/>
         <w:drawing>
           <wp:inline distT="0" distB="0" distL="0" distR="0" wp14:anchorId="0BE36A84" wp14:editId="21FCB715">
@@ -738,8 +768,6 @@
         </w:rPr>
         <w:t>Testing the containers:</w:t>
       </w:r>
-      <w:bookmarkStart w:id="0" w:name="_GoBack"/>
-      <w:bookmarkEnd w:id="0"/>
     </w:p>
     <w:p/>
     <w:p>
@@ -757,6 +785,9 @@
     </w:p>
     <w:p>
       <w:r>
+        <w:rPr>
+          <w:noProof/>
+        </w:rPr>
         <w:drawing>
           <wp:inline distT="0" distB="0" distL="0" distR="0" wp14:anchorId="5385B7F1" wp14:editId="48396222">
             <wp:extent cx="5731510" cy="2896870"/>
@@ -797,6 +828,9 @@
     <w:p/>
     <w:p>
       <w:r>
+        <w:rPr>
+          <w:noProof/>
+        </w:rPr>
         <w:lastRenderedPageBreak/>
         <w:drawing>
           <wp:inline distT="0" distB="0" distL="0" distR="0" wp14:anchorId="72A84575" wp14:editId="41D82652">
@@ -838,6 +872,9 @@
     <w:p/>
     <w:p>
       <w:r>
+        <w:rPr>
+          <w:noProof/>
+        </w:rPr>
         <w:drawing>
           <wp:inline distT="0" distB="0" distL="0" distR="0" wp14:anchorId="40EDB955" wp14:editId="129BD056">
             <wp:extent cx="5731510" cy="1280795"/>
@@ -877,6 +914,9 @@
     </w:p>
     <w:p>
       <w:r>
+        <w:rPr>
+          <w:noProof/>
+        </w:rPr>
         <w:drawing>
           <wp:inline distT="0" distB="0" distL="0" distR="0" wp14:anchorId="1C57AD87" wp14:editId="102F5229">
             <wp:extent cx="5731510" cy="1068070"/>
@@ -917,6 +957,9 @@
     <w:p/>
     <w:p>
       <w:r>
+        <w:rPr>
+          <w:noProof/>
+        </w:rPr>
         <w:drawing>
           <wp:inline distT="0" distB="0" distL="0" distR="0" wp14:anchorId="79391FC8" wp14:editId="47F9E309">
             <wp:extent cx="5731510" cy="1036955"/>
@@ -954,7 +997,96 @@
         </w:drawing>
       </w:r>
     </w:p>
+    <w:p>
+      <w:r>
+        <w:t>Pushed to repo:</w:t>
+      </w:r>
+    </w:p>
     <w:p/>
+    <w:p>
+      <w:r>
+        <w:lastRenderedPageBreak/>
+        <w:drawing>
+          <wp:inline distT="0" distB="0" distL="0" distR="0" wp14:anchorId="4D6D57B5" wp14:editId="06C15263">
+            <wp:extent cx="5731510" cy="2922905"/>
+            <wp:effectExtent l="0" t="0" r="2540" b="0"/>
+            <wp:docPr id="17" name="Picture 17"/>
+            <wp:cNvGraphicFramePr>
+              <a:graphicFrameLocks xmlns:a="http://schemas.openxmlformats.org/drawingml/2006/main" noChangeAspect="1"/>
+            </wp:cNvGraphicFramePr>
+            <a:graphic xmlns:a="http://schemas.openxmlformats.org/drawingml/2006/main">
+              <a:graphicData uri="http://schemas.openxmlformats.org/drawingml/2006/picture">
+                <pic:pic xmlns:pic="http://schemas.openxmlformats.org/drawingml/2006/picture">
+                  <pic:nvPicPr>
+                    <pic:cNvPr id="1" name=""/>
+                    <pic:cNvPicPr/>
+                  </pic:nvPicPr>
+                  <pic:blipFill>
+                    <a:blip r:embed="rId20"/>
+                    <a:stretch>
+                      <a:fillRect/>
+                    </a:stretch>
+                  </pic:blipFill>
+                  <pic:spPr>
+                    <a:xfrm>
+                      <a:off x="0" y="0"/>
+                      <a:ext cx="5731510" cy="2922905"/>
+                    </a:xfrm>
+                    <a:prstGeom prst="rect">
+                      <a:avLst/>
+                    </a:prstGeom>
+                  </pic:spPr>
+                </pic:pic>
+              </a:graphicData>
+            </a:graphic>
+          </wp:inline>
+        </w:drawing>
+      </w:r>
+    </w:p>
+    <w:p/>
+    <w:p>
+      <w:r>
+        <w:drawing>
+          <wp:inline distT="0" distB="0" distL="0" distR="0" wp14:anchorId="1F2FF5E1" wp14:editId="37B25C11">
+            <wp:extent cx="5731510" cy="3491865"/>
+            <wp:effectExtent l="0" t="0" r="2540" b="0"/>
+            <wp:docPr id="18" name="Picture 18"/>
+            <wp:cNvGraphicFramePr>
+              <a:graphicFrameLocks xmlns:a="http://schemas.openxmlformats.org/drawingml/2006/main" noChangeAspect="1"/>
+            </wp:cNvGraphicFramePr>
+            <a:graphic xmlns:a="http://schemas.openxmlformats.org/drawingml/2006/main">
+              <a:graphicData uri="http://schemas.openxmlformats.org/drawingml/2006/picture">
+                <pic:pic xmlns:pic="http://schemas.openxmlformats.org/drawingml/2006/picture">
+                  <pic:nvPicPr>
+                    <pic:cNvPr id="1" name=""/>
+                    <pic:cNvPicPr/>
+                  </pic:nvPicPr>
+                  <pic:blipFill>
+                    <a:blip r:embed="rId21"/>
+                    <a:stretch>
+                      <a:fillRect/>
+                    </a:stretch>
+                  </pic:blipFill>
+                  <pic:spPr>
+                    <a:xfrm>
+                      <a:off x="0" y="0"/>
+                      <a:ext cx="5731510" cy="3491865"/>
+                    </a:xfrm>
+                    <a:prstGeom prst="rect">
+                      <a:avLst/>
+                    </a:prstGeom>
+                  </pic:spPr>
+                </pic:pic>
+              </a:graphicData>
+            </a:graphic>
+          </wp:inline>
+        </w:drawing>
+      </w:r>
+    </w:p>
+    <w:p>
+      <w:bookmarkStart w:id="0" w:name="_GoBack"/>
+      <w:bookmarkEnd w:id="0"/>
+    </w:p>
     <w:sectPr>
       <w:pgSz w:w="11906" w:h="16838"/>
       <w:pgMar w:top="1440" w:right="1440" w:bottom="1440" w:left="1440" w:header="708" w:footer="708" w:gutter="0"/>
